--- a/docs/BK_Ingest_Build_Report.docx
+++ b/docs/BK_Ingest_Build_Report.docx
@@ -120,7 +120,7 @@
           <w:sz w:val="20"/>
           <w:szCs w:val="20"/>
         </w:rPr>
-        <w:t xml:space="preserve">github.com/adedola12/Bk-PoC  ·  bk-po-c.vercel.app  ·  bk-poc.onrender.com</w:t>
+        <w:t xml:space="preserve">github.com/adedola12/Bk-PoC  ·  bk-po-c.vercel.app  ·  bk-poc-1.onrender.com</w:t>
       </w:r>
     </w:p>
     <w:p>

--- a/docs/BK_Ingest_Build_Report.docx
+++ b/docs/BK_Ingest_Build_Report.docx
@@ -120,7 +120,7 @@
           <w:sz w:val="20"/>
           <w:szCs w:val="20"/>
         </w:rPr>
-        <w:t xml:space="preserve">github.com/adedola12/Bk-PoC  ·  bk-po-c.vercel.app  ·  bk-poc-1.onrender.com</w:t>
+        <w:t xml:space="preserve">github.com/adedola12/Bk-PoC  ·  d3kbhx0i6234ut.cloudfront.net  ·  api-bk.adlmstudio.com</w:t>
       </w:r>
     </w:p>
     <w:p>

--- a/docs/BK_Ingest_Build_Report.docx
+++ b/docs/BK_Ingest_Build_Report.docx
@@ -120,7 +120,7 @@
           <w:sz w:val="20"/>
           <w:szCs w:val="20"/>
         </w:rPr>
-        <w:t xml:space="preserve">github.com/adedola12/Bk-PoC  ·  d3kbhx0i6234ut.cloudfront.net  ·  api-bk.adlmstudio.com</w:t>
+        <w:t xml:space="preserve">github.com/adedola12/Bk-PoC  ·  bk.adlmstudio.com  ·  api-bk.adlmstudio.com</w:t>
       </w:r>
     </w:p>
     <w:p>
